--- a/Preliminary Design Review.docx
+++ b/Preliminary Design Review.docx
@@ -2279,10 +2279,6 @@
           <w:ilvl w:val="1"/>
           <w:numId w:val="2"/>
         </w:numPr>
-        <w:tabs>
-          <w:tab w:val="left" w:pos="576"/>
-          <w:tab w:val="left" w:pos="576"/>
-        </w:tabs>
         <w:spacing w:before="200" w:line="276" w:lineRule="auto"/>
         <w:ind w:hanging="360"/>
       </w:pPr>
@@ -2366,10 +2362,6 @@
           <w:ilvl w:val="1"/>
           <w:numId w:val="9"/>
         </w:numPr>
-        <w:tabs>
-          <w:tab w:val="left" w:pos="576"/>
-          <w:tab w:val="left" w:pos="576"/>
-        </w:tabs>
         <w:spacing w:line="276" w:lineRule="auto"/>
         <w:ind w:hanging="360"/>
       </w:pPr>
@@ -2475,13 +2467,7 @@
         <w:rPr>
           <w:color w:val="000000"/>
         </w:rPr>
-        <w:t>RoboPeak RPLIDAR A</w:t>
-      </w:r>
-      <w:r>
-        <w:rPr>
-          <w:color w:val="000000"/>
-        </w:rPr>
-        <w:t>2M7 User Manual</w:t>
+        <w:t>RoboPeak RPLIDAR A2M7 User Manual</w:t>
       </w:r>
     </w:p>
     <w:p>
@@ -2512,10 +2498,6 @@
           <w:ilvl w:val="1"/>
           <w:numId w:val="9"/>
         </w:numPr>
-        <w:tabs>
-          <w:tab w:val="left" w:pos="576"/>
-          <w:tab w:val="left" w:pos="576"/>
-        </w:tabs>
         <w:spacing w:line="276" w:lineRule="auto"/>
         <w:ind w:hanging="360"/>
       </w:pPr>
@@ -2960,10 +2942,7 @@
         <w:jc w:val="both"/>
       </w:pPr>
       <w:r>
-        <w:t xml:space="preserve">Oleh karena itu, dikembangkan sistem Autonomous Mobile Robot (AMR) berbasis ROS 2 Humble </w:t>
-      </w:r>
-      <w:r>
-        <w:t xml:space="preserve">dan Nav2 </w:t>
+        <w:t xml:space="preserve">Oleh karena itu, dikembangkan sistem Autonomous Mobile Robot (AMR) berbasis ROS 2 Humble dan Nav2 </w:t>
       </w:r>
       <w:r>
         <w:rPr>
@@ -2973,10 +2952,7 @@
         <w:t>stack</w:t>
       </w:r>
       <w:r>
-        <w:t xml:space="preserve"> </w:t>
-      </w:r>
-      <w:r>
-        <w:t>sebagai pengganti AGV konvensional. AMR ini mengandalkan pemetaan berbasis LiDAR dan sistem navigasi cerdas yang memungkinkan rekonfigurasi rute secara dinamis tanpa bergantung pada infrastruktur fisik, sekaligus mampu mendeteksi dan menghindari rintangan secara real-time di sepanjang rute operasional.</w:t>
+        <w:t xml:space="preserve"> sebagai pengganti AGV konvensional. AMR ini mengandalkan pemetaan berbasis LiDAR dan sistem navigasi cerdas yang memungkinkan rekonfigurasi rute secara dinamis tanpa bergantung pada infrastruktur fisik, sekaligus mampu mendeteksi dan menghindari rintangan secara real-time di sepanjang rute operasional.</w:t>
       </w:r>
     </w:p>
     <w:p>
@@ -3028,10 +3004,6 @@
           <w:ilvl w:val="2"/>
           <w:numId w:val="9"/>
         </w:numPr>
-        <w:tabs>
-          <w:tab w:val="left" w:pos="720"/>
-          <w:tab w:val="left" w:pos="720"/>
-        </w:tabs>
         <w:ind w:hanging="360"/>
       </w:pPr>
       <w:r>
@@ -3132,10 +3104,6 @@
           <w:ilvl w:val="1"/>
           <w:numId w:val="9"/>
         </w:numPr>
-        <w:tabs>
-          <w:tab w:val="left" w:pos="576"/>
-          <w:tab w:val="left" w:pos="576"/>
-        </w:tabs>
         <w:spacing w:before="200" w:line="276" w:lineRule="auto"/>
         <w:ind w:hanging="360"/>
       </w:pPr>
@@ -3946,9 +3914,6 @@
           <w:ilvl w:val="1"/>
           <w:numId w:val="9"/>
         </w:numPr>
-        <w:tabs>
-          <w:tab w:val="left" w:pos="576"/>
-        </w:tabs>
         <w:spacing w:before="200" w:line="276" w:lineRule="auto"/>
         <w:ind w:hanging="360"/>
       </w:pPr>
@@ -4059,10 +4024,6 @@
           <w:ilvl w:val="1"/>
           <w:numId w:val="9"/>
         </w:numPr>
-        <w:tabs>
-          <w:tab w:val="left" w:pos="576"/>
-          <w:tab w:val="left" w:pos="576"/>
-        </w:tabs>
         <w:spacing w:line="276" w:lineRule="auto"/>
         <w:ind w:hanging="360"/>
       </w:pPr>
@@ -4210,10 +4171,6 @@
           <w:ilvl w:val="1"/>
           <w:numId w:val="9"/>
         </w:numPr>
-        <w:tabs>
-          <w:tab w:val="left" w:pos="576"/>
-          <w:tab w:val="left" w:pos="576"/>
-        </w:tabs>
         <w:spacing w:line="276" w:lineRule="auto"/>
         <w:ind w:hanging="360"/>
       </w:pPr>
@@ -4228,31 +4185,50 @@
     </w:p>
     <w:p>
       <w:pPr>
-        <w:ind w:firstLine="0"/>
-      </w:pPr>
-      <w:r>
-        <w:t>1. Lapisan Web Interface: Akses telemetri dan kontrol jarak jauh.</w:t>
-      </w:r>
-    </w:p>
-    <w:p>
-      <w:pPr>
-        <w:ind w:firstLine="0"/>
-      </w:pPr>
-      <w:r>
-        <w:t>2. Lapisan Navigation Stack: Menjalankan eksekusi Nav2 dan Behavior Tree.</w:t>
-      </w:r>
-    </w:p>
-    <w:p>
-      <w:pPr>
-        <w:ind w:firstLine="0"/>
-      </w:pPr>
-      <w:r>
-        <w:t>3. Lapisan Sensor Fusion &amp; Drivers: Memproses fusi sensor IMU dan LiDAR melalui EKF.</w:t>
-      </w:r>
-    </w:p>
-    <w:p>
-      <w:r>
-        <w:t xml:space="preserve">4. Lapisan Motor Control: Mengonversi perintah kecepatan menjadi aksi pada Motor Driver </w:t>
+        <w:pStyle w:val="ListParagraph"/>
+        <w:numPr>
+          <w:ilvl w:val="0"/>
+          <w:numId w:val="20"/>
+        </w:numPr>
+      </w:pPr>
+      <w:r>
+        <w:t>Lapisan Web Interface: Akses telemetri dan kontrol jarak jauh.</w:t>
+      </w:r>
+    </w:p>
+    <w:p>
+      <w:pPr>
+        <w:pStyle w:val="ListParagraph"/>
+        <w:numPr>
+          <w:ilvl w:val="0"/>
+          <w:numId w:val="20"/>
+        </w:numPr>
+      </w:pPr>
+      <w:r>
+        <w:t>Lapisan Navigation Stack: Menjalankan eksekusi Nav2 dan Behavior Tree.</w:t>
+      </w:r>
+    </w:p>
+    <w:p>
+      <w:pPr>
+        <w:pStyle w:val="ListParagraph"/>
+        <w:numPr>
+          <w:ilvl w:val="0"/>
+          <w:numId w:val="20"/>
+        </w:numPr>
+      </w:pPr>
+      <w:r>
+        <w:t>Lapisan Sensor Fusion &amp; Drivers: Memproses fusi sensor IMU dan LiDAR melalui EKF.</w:t>
+      </w:r>
+    </w:p>
+    <w:p>
+      <w:pPr>
+        <w:pStyle w:val="ListParagraph"/>
+        <w:numPr>
+          <w:ilvl w:val="0"/>
+          <w:numId w:val="20"/>
+        </w:numPr>
+      </w:pPr>
+      <w:r>
+        <w:t xml:space="preserve">Lapisan Motor Control: Mengonversi perintah kecepatan menjadi aksi pada Motor Driver </w:t>
       </w:r>
       <w:r>
         <w:t>ZLAC8015D</w:t>
@@ -4261,6 +4237,8 @@
         <w:t>.</w:t>
       </w:r>
     </w:p>
+    <w:p/>
+    <w:p/>
     <w:p>
       <w:pPr>
         <w:pStyle w:val="Heading3"/>
@@ -4272,6 +4250,7 @@
       <w:bookmarkStart w:id="12" w:name="_heading=h.1zx0oneygj3a" w:colFirst="0" w:colLast="0"/>
       <w:bookmarkEnd w:id="12"/>
       <w:r>
+        <w:lastRenderedPageBreak/>
         <w:t>Alternatif Solusi</w:t>
       </w:r>
     </w:p>
@@ -4287,15 +4266,10 @@
           <w:ilvl w:val="0"/>
           <w:numId w:val="5"/>
         </w:numPr>
-        <w:tabs>
-          <w:tab w:val="left" w:pos="720"/>
-          <w:tab w:val="left" w:pos="720"/>
-        </w:tabs>
       </w:pPr>
       <w:bookmarkStart w:id="13" w:name="_heading=h.4fbzac9g9ee5" w:colFirst="0" w:colLast="0"/>
       <w:bookmarkEnd w:id="13"/>
       <w:r>
-        <w:lastRenderedPageBreak/>
         <w:t>Analisis Solusi</w:t>
       </w:r>
     </w:p>
@@ -4311,10 +4285,6 @@
           <w:ilvl w:val="0"/>
           <w:numId w:val="5"/>
         </w:numPr>
-        <w:tabs>
-          <w:tab w:val="left" w:pos="720"/>
-          <w:tab w:val="left" w:pos="720"/>
-        </w:tabs>
       </w:pPr>
       <w:bookmarkStart w:id="14" w:name="_heading=h.uzezl7uvz5vd" w:colFirst="0" w:colLast="0"/>
       <w:bookmarkEnd w:id="14"/>
@@ -4334,10 +4304,6 @@
           <w:ilvl w:val="0"/>
           <w:numId w:val="5"/>
         </w:numPr>
-        <w:tabs>
-          <w:tab w:val="left" w:pos="720"/>
-          <w:tab w:val="left" w:pos="720"/>
-        </w:tabs>
       </w:pPr>
       <w:bookmarkStart w:id="15" w:name="_heading=h.h53vd96cchgk" w:colFirst="0" w:colLast="0"/>
       <w:bookmarkEnd w:id="15"/>
@@ -4357,10 +4323,6 @@
           <w:ilvl w:val="1"/>
           <w:numId w:val="9"/>
         </w:numPr>
-        <w:tabs>
-          <w:tab w:val="left" w:pos="576"/>
-          <w:tab w:val="left" w:pos="576"/>
-        </w:tabs>
         <w:spacing w:line="276" w:lineRule="auto"/>
         <w:ind w:hanging="360"/>
       </w:pPr>
@@ -4781,6 +4743,7 @@
               <w:jc w:val="center"/>
             </w:pPr>
             <w:r>
+              <w:lastRenderedPageBreak/>
               <w:t>W3</w:t>
             </w:r>
           </w:p>
@@ -4995,7 +4958,6 @@
               <w:jc w:val="center"/>
             </w:pPr>
             <w:r>
-              <w:lastRenderedPageBreak/>
               <w:t>W5</w:t>
             </w:r>
           </w:p>
@@ -5093,10 +5055,6 @@
           <w:ilvl w:val="0"/>
           <w:numId w:val="1"/>
         </w:numPr>
-        <w:tabs>
-          <w:tab w:val="left" w:pos="720"/>
-          <w:tab w:val="left" w:pos="720"/>
-        </w:tabs>
       </w:pPr>
       <w:r>
         <w:t>Alur dan Jadwal Kegiatan</w:t>
@@ -5645,10 +5603,6 @@
           <w:ilvl w:val="0"/>
           <w:numId w:val="1"/>
         </w:numPr>
-        <w:tabs>
-          <w:tab w:val="left" w:pos="720"/>
-          <w:tab w:val="left" w:pos="720"/>
-        </w:tabs>
       </w:pPr>
       <w:r>
         <w:t>Rencana Pengujian</w:t>
@@ -5666,10 +5620,6 @@
           <w:ilvl w:val="0"/>
           <w:numId w:val="1"/>
         </w:numPr>
-        <w:tabs>
-          <w:tab w:val="left" w:pos="720"/>
-          <w:tab w:val="left" w:pos="720"/>
-        </w:tabs>
       </w:pPr>
       <w:r>
         <w:t>Rencana Manajemen Risiko</w:t>
@@ -5937,6 +5887,7 @@
               <w:jc w:val="center"/>
             </w:pPr>
             <w:r>
+              <w:lastRenderedPageBreak/>
               <w:t>Noise sensor</w:t>
             </w:r>
           </w:p>
@@ -6159,7 +6110,6 @@
                 <w:i/>
                 <w:iCs/>
               </w:rPr>
-              <w:lastRenderedPageBreak/>
               <w:t>Drift odometry</w:t>
             </w:r>
           </w:p>
@@ -7704,6 +7654,95 @@
     </w:lvl>
   </w:abstractNum>
   <w:abstractNum w:abstractNumId="9" w15:restartNumberingAfterBreak="0">
+    <w:nsid w:val="4D9049E0"/>
+    <w:multiLevelType w:val="hybridMultilevel"/>
+    <w:tmpl w:val="1E7C007E"/>
+    <w:lvl w:ilvl="0" w:tplc="3809000F">
+      <w:start w:val="1"/>
+      <w:numFmt w:val="decimal"/>
+      <w:lvlText w:val="%1."/>
+      <w:lvlJc w:val="left"/>
+      <w:pPr>
+        <w:ind w:left="720" w:hanging="360"/>
+      </w:pPr>
+      <w:rPr>
+        <w:rFonts w:hint="default"/>
+      </w:rPr>
+    </w:lvl>
+    <w:lvl w:ilvl="1" w:tplc="38090019" w:tentative="1">
+      <w:start w:val="1"/>
+      <w:numFmt w:val="lowerLetter"/>
+      <w:lvlText w:val="%2."/>
+      <w:lvlJc w:val="left"/>
+      <w:pPr>
+        <w:ind w:left="1440" w:hanging="360"/>
+      </w:pPr>
+    </w:lvl>
+    <w:lvl w:ilvl="2" w:tplc="3809001B" w:tentative="1">
+      <w:start w:val="1"/>
+      <w:numFmt w:val="lowerRoman"/>
+      <w:lvlText w:val="%3."/>
+      <w:lvlJc w:val="right"/>
+      <w:pPr>
+        <w:ind w:left="2160" w:hanging="180"/>
+      </w:pPr>
+    </w:lvl>
+    <w:lvl w:ilvl="3" w:tplc="3809000F" w:tentative="1">
+      <w:start w:val="1"/>
+      <w:numFmt w:val="decimal"/>
+      <w:lvlText w:val="%4."/>
+      <w:lvlJc w:val="left"/>
+      <w:pPr>
+        <w:ind w:left="2880" w:hanging="360"/>
+      </w:pPr>
+    </w:lvl>
+    <w:lvl w:ilvl="4" w:tplc="38090019" w:tentative="1">
+      <w:start w:val="1"/>
+      <w:numFmt w:val="lowerLetter"/>
+      <w:lvlText w:val="%5."/>
+      <w:lvlJc w:val="left"/>
+      <w:pPr>
+        <w:ind w:left="3600" w:hanging="360"/>
+      </w:pPr>
+    </w:lvl>
+    <w:lvl w:ilvl="5" w:tplc="3809001B" w:tentative="1">
+      <w:start w:val="1"/>
+      <w:numFmt w:val="lowerRoman"/>
+      <w:lvlText w:val="%6."/>
+      <w:lvlJc w:val="right"/>
+      <w:pPr>
+        <w:ind w:left="4320" w:hanging="180"/>
+      </w:pPr>
+    </w:lvl>
+    <w:lvl w:ilvl="6" w:tplc="3809000F" w:tentative="1">
+      <w:start w:val="1"/>
+      <w:numFmt w:val="decimal"/>
+      <w:lvlText w:val="%7."/>
+      <w:lvlJc w:val="left"/>
+      <w:pPr>
+        <w:ind w:left="5040" w:hanging="360"/>
+      </w:pPr>
+    </w:lvl>
+    <w:lvl w:ilvl="7" w:tplc="38090019" w:tentative="1">
+      <w:start w:val="1"/>
+      <w:numFmt w:val="lowerLetter"/>
+      <w:lvlText w:val="%8."/>
+      <w:lvlJc w:val="left"/>
+      <w:pPr>
+        <w:ind w:left="5760" w:hanging="360"/>
+      </w:pPr>
+    </w:lvl>
+    <w:lvl w:ilvl="8" w:tplc="3809001B" w:tentative="1">
+      <w:start w:val="1"/>
+      <w:numFmt w:val="lowerRoman"/>
+      <w:lvlText w:val="%9."/>
+      <w:lvlJc w:val="right"/>
+      <w:pPr>
+        <w:ind w:left="6480" w:hanging="180"/>
+      </w:pPr>
+    </w:lvl>
+  </w:abstractNum>
+  <w:abstractNum w:abstractNumId="10" w15:restartNumberingAfterBreak="0">
     <w:nsid w:val="4D9179BA"/>
     <w:multiLevelType w:val="multilevel"/>
     <w:tmpl w:val="4BDCB086"/>
@@ -7813,7 +7852,7 @@
       </w:rPr>
     </w:lvl>
   </w:abstractNum>
-  <w:abstractNum w:abstractNumId="10" w15:restartNumberingAfterBreak="0">
+  <w:abstractNum w:abstractNumId="11" w15:restartNumberingAfterBreak="0">
     <w:nsid w:val="508C5EEE"/>
     <w:multiLevelType w:val="hybridMultilevel"/>
     <w:tmpl w:val="29D4FE86"/>
@@ -7899,7 +7938,7 @@
       </w:pPr>
     </w:lvl>
   </w:abstractNum>
-  <w:abstractNum w:abstractNumId="11" w15:restartNumberingAfterBreak="0">
+  <w:abstractNum w:abstractNumId="12" w15:restartNumberingAfterBreak="0">
     <w:nsid w:val="5497670F"/>
     <w:multiLevelType w:val="multilevel"/>
     <w:tmpl w:val="CD72483C"/>
@@ -8012,7 +8051,7 @@
       </w:rPr>
     </w:lvl>
   </w:abstractNum>
-  <w:abstractNum w:abstractNumId="12" w15:restartNumberingAfterBreak="0">
+  <w:abstractNum w:abstractNumId="13" w15:restartNumberingAfterBreak="0">
     <w:nsid w:val="5CE21C15"/>
     <w:multiLevelType w:val="multilevel"/>
     <w:tmpl w:val="2A36D0C2"/>
@@ -8125,7 +8164,120 @@
       </w:rPr>
     </w:lvl>
   </w:abstractNum>
-  <w:abstractNum w:abstractNumId="13" w15:restartNumberingAfterBreak="0">
+  <w:abstractNum w:abstractNumId="14" w15:restartNumberingAfterBreak="0">
+    <w:nsid w:val="62273CB9"/>
+    <w:multiLevelType w:val="multilevel"/>
+    <w:tmpl w:val="FE1068F6"/>
+    <w:lvl w:ilvl="0">
+      <w:start w:val="1"/>
+      <w:numFmt w:val="decimal"/>
+      <w:lvlText w:val="2.5.%1."/>
+      <w:lvlJc w:val="left"/>
+      <w:pPr>
+        <w:ind w:left="283" w:hanging="360"/>
+      </w:pPr>
+      <w:rPr>
+        <w:u w:val="none"/>
+      </w:rPr>
+    </w:lvl>
+    <w:lvl w:ilvl="1">
+      <w:start w:val="1"/>
+      <w:numFmt w:val="lowerLetter"/>
+      <w:lvlText w:val="%2."/>
+      <w:lvlJc w:val="left"/>
+      <w:pPr>
+        <w:ind w:left="1440" w:hanging="360"/>
+      </w:pPr>
+      <w:rPr>
+        <w:u w:val="none"/>
+      </w:rPr>
+    </w:lvl>
+    <w:lvl w:ilvl="2">
+      <w:start w:val="1"/>
+      <w:numFmt w:val="lowerRoman"/>
+      <w:lvlText w:val="%3."/>
+      <w:lvlJc w:val="right"/>
+      <w:pPr>
+        <w:ind w:left="2160" w:hanging="360"/>
+      </w:pPr>
+      <w:rPr>
+        <w:u w:val="none"/>
+      </w:rPr>
+    </w:lvl>
+    <w:lvl w:ilvl="3">
+      <w:start w:val="1"/>
+      <w:numFmt w:val="decimal"/>
+      <w:lvlText w:val="%4."/>
+      <w:lvlJc w:val="left"/>
+      <w:pPr>
+        <w:ind w:left="2880" w:hanging="360"/>
+      </w:pPr>
+      <w:rPr>
+        <w:u w:val="none"/>
+      </w:rPr>
+    </w:lvl>
+    <w:lvl w:ilvl="4">
+      <w:start w:val="1"/>
+      <w:numFmt w:val="lowerLetter"/>
+      <w:lvlText w:val="%5."/>
+      <w:lvlJc w:val="left"/>
+      <w:pPr>
+        <w:ind w:left="3600" w:hanging="360"/>
+      </w:pPr>
+      <w:rPr>
+        <w:u w:val="none"/>
+      </w:rPr>
+    </w:lvl>
+    <w:lvl w:ilvl="5">
+      <w:start w:val="1"/>
+      <w:numFmt w:val="lowerRoman"/>
+      <w:lvlText w:val="%6."/>
+      <w:lvlJc w:val="right"/>
+      <w:pPr>
+        <w:ind w:left="4320" w:hanging="360"/>
+      </w:pPr>
+      <w:rPr>
+        <w:u w:val="none"/>
+      </w:rPr>
+    </w:lvl>
+    <w:lvl w:ilvl="6">
+      <w:start w:val="1"/>
+      <w:numFmt w:val="decimal"/>
+      <w:lvlText w:val="%7."/>
+      <w:lvlJc w:val="left"/>
+      <w:pPr>
+        <w:ind w:left="5040" w:hanging="360"/>
+      </w:pPr>
+      <w:rPr>
+        <w:u w:val="none"/>
+      </w:rPr>
+    </w:lvl>
+    <w:lvl w:ilvl="7">
+      <w:start w:val="1"/>
+      <w:numFmt w:val="lowerLetter"/>
+      <w:lvlText w:val="%8."/>
+      <w:lvlJc w:val="left"/>
+      <w:pPr>
+        <w:ind w:left="5760" w:hanging="360"/>
+      </w:pPr>
+      <w:rPr>
+        <w:u w:val="none"/>
+      </w:rPr>
+    </w:lvl>
+    <w:lvl w:ilvl="8">
+      <w:start w:val="1"/>
+      <w:numFmt w:val="lowerRoman"/>
+      <w:lvlText w:val="%9."/>
+      <w:lvlJc w:val="right"/>
+      <w:pPr>
+        <w:ind w:left="6480" w:hanging="360"/>
+      </w:pPr>
+      <w:rPr>
+        <w:u w:val="none"/>
+      </w:rPr>
+    </w:lvl>
+  </w:abstractNum>
+  <w:abstractNum w:abstractNumId="15" w15:restartNumberingAfterBreak="0">
     <w:nsid w:val="683E4FE5"/>
     <w:multiLevelType w:val="hybridMultilevel"/>
     <w:tmpl w:val="23D88C16"/>
@@ -8211,7 +8363,7 @@
       </w:pPr>
     </w:lvl>
   </w:abstractNum>
-  <w:abstractNum w:abstractNumId="14" w15:restartNumberingAfterBreak="0">
+  <w:abstractNum w:abstractNumId="16" w15:restartNumberingAfterBreak="0">
     <w:nsid w:val="6D9F36A3"/>
     <w:multiLevelType w:val="hybridMultilevel"/>
     <w:tmpl w:val="F1A4C598"/>
@@ -8323,7 +8475,7 @@
       </w:rPr>
     </w:lvl>
   </w:abstractNum>
-  <w:abstractNum w:abstractNumId="15" w15:restartNumberingAfterBreak="0">
+  <w:abstractNum w:abstractNumId="17" w15:restartNumberingAfterBreak="0">
     <w:nsid w:val="7C615ECC"/>
     <w:multiLevelType w:val="multilevel"/>
     <w:tmpl w:val="155240CC"/>
@@ -8436,7 +8588,7 @@
       </w:pPr>
     </w:lvl>
   </w:abstractNum>
-  <w:abstractNum w:abstractNumId="16" w15:restartNumberingAfterBreak="0">
+  <w:abstractNum w:abstractNumId="18" w15:restartNumberingAfterBreak="0">
     <w:nsid w:val="7D9766BA"/>
     <w:multiLevelType w:val="multilevel"/>
     <w:tmpl w:val="53FC61B0"/>
@@ -8549,7 +8701,7 @@
       </w:rPr>
     </w:lvl>
   </w:abstractNum>
-  <w:abstractNum w:abstractNumId="17" w15:restartNumberingAfterBreak="0">
+  <w:abstractNum w:abstractNumId="19" w15:restartNumberingAfterBreak="0">
     <w:nsid w:val="7DE330BA"/>
     <w:multiLevelType w:val="hybridMultilevel"/>
     <w:tmpl w:val="2384E1AE"/>
@@ -8639,10 +8791,10 @@
     <w:abstractNumId w:val="1"/>
   </w:num>
   <w:num w:numId="2" w16cid:durableId="2068525229">
-    <w:abstractNumId w:val="12"/>
+    <w:abstractNumId w:val="13"/>
   </w:num>
   <w:num w:numId="3" w16cid:durableId="1728988811">
-    <w:abstractNumId w:val="11"/>
+    <w:abstractNumId w:val="12"/>
   </w:num>
   <w:num w:numId="4" w16cid:durableId="2084184214">
     <w:abstractNumId w:val="8"/>
@@ -8657,7 +8809,7 @@
     <w:abstractNumId w:val="0"/>
   </w:num>
   <w:num w:numId="8" w16cid:durableId="208225207">
-    <w:abstractNumId w:val="14"/>
+    <w:abstractNumId w:val="16"/>
   </w:num>
   <w:num w:numId="9" w16cid:durableId="798500643">
     <w:abstractNumId w:val="2"/>
@@ -8666,16 +8818,16 @@
     <w:abstractNumId w:val="6"/>
   </w:num>
   <w:num w:numId="11" w16cid:durableId="791093847">
-    <w:abstractNumId w:val="16"/>
+    <w:abstractNumId w:val="18"/>
   </w:num>
   <w:num w:numId="12" w16cid:durableId="360789733">
-    <w:abstractNumId w:val="15"/>
+    <w:abstractNumId w:val="17"/>
   </w:num>
   <w:num w:numId="13" w16cid:durableId="874661956">
-    <w:abstractNumId w:val="9"/>
+    <w:abstractNumId w:val="10"/>
   </w:num>
   <w:num w:numId="14" w16cid:durableId="2120752839">
-    <w:abstractNumId w:val="13"/>
+    <w:abstractNumId w:val="15"/>
   </w:num>
   <w:num w:numId="15" w16cid:durableId="1358040208">
     <w:abstractNumId w:val="5"/>
@@ -8684,10 +8836,16 @@
     <w:abstractNumId w:val="7"/>
   </w:num>
   <w:num w:numId="17" w16cid:durableId="947350590">
-    <w:abstractNumId w:val="10"/>
+    <w:abstractNumId w:val="11"/>
   </w:num>
   <w:num w:numId="18" w16cid:durableId="1517303617">
-    <w:abstractNumId w:val="17"/>
+    <w:abstractNumId w:val="19"/>
+  </w:num>
+  <w:num w:numId="19" w16cid:durableId="426343457">
+    <w:abstractNumId w:val="14"/>
+  </w:num>
+  <w:num w:numId="20" w16cid:durableId="1235622710">
+    <w:abstractNumId w:val="9"/>
   </w:num>
 </w:numbering>
 </file>
@@ -9237,6 +9395,7 @@
   <w:style w:type="character" w:default="1" w:styleId="DefaultParagraphFont">
     <w:name w:val="Default Paragraph Font"/>
     <w:uiPriority w:val="1"/>
+    <w:semiHidden/>
     <w:unhideWhenUsed/>
   </w:style>
   <w:style w:type="table" w:default="1" w:styleId="TableNormal">

--- a/Preliminary Design Review.docx
+++ b/Preliminary Design Review.docx
@@ -14,7 +14,7 @@
     </w:p>
     <w:tbl>
       <w:tblPr>
-        <w:tblStyle w:val="a"/>
+        <w:tblStyle w:val="8"/>
         <w:tblW w:w="8726" w:type="dxa"/>
         <w:tblInd w:w="0" w:type="dxa"/>
         <w:tblBorders>
@@ -71,7 +71,7 @@
                           <pic:cNvPicPr preferRelativeResize="0"/>
                         </pic:nvPicPr>
                         <pic:blipFill>
-                          <a:blip r:embed="rId8"/>
+                          <a:blip r:embed="rId9"/>
                           <a:srcRect/>
                           <a:stretch>
                             <a:fillRect/>
@@ -750,7 +750,7 @@
                           <pic:cNvPicPr preferRelativeResize="0"/>
                         </pic:nvPicPr>
                         <pic:blipFill>
-                          <a:blip r:embed="rId9"/>
+                          <a:blip r:embed="rId10"/>
                           <a:srcRect l="31920" t="42023" r="29920" b="25053"/>
                           <a:stretch>
                             <a:fillRect/>
@@ -888,7 +888,7 @@
                           <pic:cNvPicPr preferRelativeResize="0"/>
                         </pic:nvPicPr>
                         <pic:blipFill>
-                          <a:blip r:embed="rId9"/>
+                          <a:blip r:embed="rId10"/>
                           <a:srcRect l="31920" t="42023" r="29920" b="25053"/>
                           <a:stretch>
                             <a:fillRect/>
@@ -1033,7 +1033,7 @@
                           <pic:cNvPicPr preferRelativeResize="0"/>
                         </pic:nvPicPr>
                         <pic:blipFill>
-                          <a:blip r:embed="rId10"/>
+                          <a:blip r:embed="rId11"/>
                           <a:srcRect/>
                           <a:stretch>
                             <a:fillRect/>
@@ -2243,13 +2243,11 @@
     </w:p>
     <w:p>
       <w:pPr>
-        <w:pStyle w:val="Heading1"/>
+        <w:pStyle w:val="Heading2"/>
         <w:numPr>
           <w:ilvl w:val="1"/>
           <w:numId w:val="2"/>
         </w:numPr>
-        <w:spacing w:before="0"/>
-        <w:ind w:hanging="360"/>
       </w:pPr>
       <w:bookmarkStart w:id="3" w:name="_heading=h.ctofsga8jjhj" w:colFirst="0" w:colLast="0"/>
       <w:bookmarkEnd w:id="3"/>
@@ -2258,19 +2256,76 @@
       </w:r>
     </w:p>
     <w:p>
-      <w:r>
-        <w:t xml:space="preserve">Dokumen ini merangkum rancangan sistem Autonomous Mobile Robot (AMR) berbasis ROS 2 Humble untuk aplikasi navigasi </w:t>
-      </w:r>
-      <w:r>
+      <w:pPr>
+        <w:pStyle w:val="ListParagraph"/>
+        <w:ind w:left="0" w:firstLine="0"/>
         <w:rPr>
           <w:i/>
           <w:iCs/>
+          <w:color w:val="4F81BD" w:themeColor="accent1"/>
         </w:rPr>
-        <w:t>mixed indoor-outdoor</w:t>
-      </w:r>
-      <w:r>
-        <w:t xml:space="preserve"> di fasilitas industri PT. XYZ. Sistem ini dikendalikan oleh Mini PC i7-4600U yang terintegrasi dengan sensor SLLiDAR A2M7, CCF-LAS4-4M laser sensor, IMU N100, dan motor driver ZLAC8015D. AMR ini difokuskan pada kemampuan pemetaan mandiri (SLAM), lokalisasi presisi (AMCL), dan navigasi penghindaran rintangan dinamis (Nav2). Arsitektur ini juga menyertakan Web Interface untuk telemetri dan kontrol jarak jauh. Dokumen ini juga membahas manajemen proyek, jadwal kegiatan, dan rencana pengujian yang komprehensif.</w:t>
-      </w:r>
+      </w:pPr>
+      <w:r>
+        <w:rPr>
+          <w:i/>
+          <w:iCs/>
+          <w:color w:val="4F81BD" w:themeColor="accent1"/>
+        </w:rPr>
+        <w:t>Bagian ini berisi ringkasan isi dokumen. Ringkasan terdiri atas 250-300 kata.</w:t>
+      </w:r>
+    </w:p>
+    <w:p>
+      <w:r>
+        <w:t>Dokumen ini merupakan Preliminary Design Review (PDR) yang mendokumentasikan rancangan awal proyek sistem Autonomous Mobile Robot (AMR) "Arya" untuk aplikasi navigasi indoor berbasis pemetaan dan perencanaan jalur otonom. Secara keseluruhan, dokumen ini terdiri dari empat bagian utama: pengantar, proposal pengembangan proyek, laporan kemajuan, dan kesimpulan.</w:t>
+      </w:r>
+    </w:p>
+    <w:p>
+      <w:pPr>
+        <w:ind w:firstLine="0"/>
+      </w:pPr>
+    </w:p>
+    <w:p>
+      <w:r>
+        <w:t>Bagian pengantar mencakup ringkasan isi dokumen, tujuan penulisan, daftar referensi dalam format APA, serta daftar singkatan yang digunakan sepanjang dokumen. Bagian proposal pengembangan proyek merupakan inti dokumen, yang dibuka dengan latar belakang permasalahan ketidakfleksibelan alur logistik dan tingginya biaya pemeliharaan infrastruktur fisik pada sistem Automated Guided Vehicle (AGV) konvensional berbasis pita magnetik di PT. XYZ. Data operasional menunjukkan tingginya frekuensi keluar jalur (lost track) serta lambatnya respons pengereman terhadap rintangan dinamis pada AGV lama, yang memperkuat urgensi pengembangan robot navigasi otonom berbasis LiDAR yang diusulkan.</w:t>
+      </w:r>
+    </w:p>
+    <w:p>
+      <w:pPr>
+        <w:ind w:firstLine="0"/>
+      </w:pPr>
+    </w:p>
+    <w:p>
+      <w:r>
+        <w:t>Analisis kebutuhan sistem dilakukan menggunakan metode Quality Function Deployment (QFD), menghasilkan persyaratan teknis dengan aspek komputasi onboard (Mini PC) dan sistem navigasi berbasis LiDAR sebagai prioritas utama. Dari analisis ini dirumuskan sebelas kebutuhan fungsional (F1–F11), lima kebutuhan non-fungsional (N1–N5), dan delapan kebutuhan performansi terukur (P1–P8) yang menjadi acuan pengembangan dan pengujian sistem. Tiga alternatif solusi diusulkan dan dibandingkan menggunakan metode penilaian berbobot berbasis hasil QFD. Alternatif terpilih adalah sistem navigasi otonom berbasis ROS 2 Humble dengan arsitektur komputasi tersentralisasi pada Mini PC Intel Core i7-4600U yang mengintegrasikan sensor SLLiDAR A2M7, safety laser scanner CCF-LAS4-4M, dan IMU Wheeltec N100. Arsitektur ini mampu memenuhi seluruh persyaratan fungsional berprioritas tinggi secara optimal, terutama pada aspek akurasi pemetaan, lokalisasi dinamis, dan kecepatan komputasi.</w:t>
+      </w:r>
+    </w:p>
+    <w:p>
+      <w:pPr>
+        <w:ind w:firstLine="0"/>
+      </w:pPr>
+    </w:p>
+    <w:p>
+      <w:pPr>
+        <w:ind w:firstLine="566"/>
+      </w:pPr>
+      <w:r>
+        <w:t>Manajemen proyek dirancang dalam tujuh minggu, mencakup Work Breakdown Schedule (WBS), jadwal kegiatan mingguan, rencana pengujian operasional terhadap parameter performansi P1–P8, serta analisis sepuluh risiko teknis dan manajerial beserta rencana pengendaliannya. Dokumen ini berfungsi sebagai panduan komprehensif sebelum implementasi fisik robot dimulai.</w:t>
+      </w:r>
+    </w:p>
+    <w:p>
+      <w:pPr>
+        <w:ind w:firstLine="0"/>
+      </w:pPr>
+    </w:p>
+    <w:p>
+      <w:pPr>
+        <w:ind w:firstLine="0"/>
+      </w:pPr>
+    </w:p>
+    <w:p>
+      <w:pPr>
+        <w:ind w:firstLine="0"/>
+      </w:pPr>
     </w:p>
     <w:p>
       <w:pPr>
@@ -2283,7 +2338,25 @@
         <w:ind w:hanging="360"/>
       </w:pPr>
       <w:r>
+        <w:lastRenderedPageBreak/>
         <w:t>Tujuan Penulisan Dokumen</w:t>
+      </w:r>
+    </w:p>
+    <w:p>
+      <w:pPr>
+        <w:rPr>
+          <w:i/>
+          <w:iCs/>
+          <w:color w:val="4F81BD" w:themeColor="accent1"/>
+        </w:rPr>
+      </w:pPr>
+      <w:r>
+        <w:rPr>
+          <w:i/>
+          <w:iCs/>
+          <w:color w:val="4F81BD" w:themeColor="accent1"/>
+        </w:rPr>
+        <w:t>Bagian ini berisi tujuan penulisan dokumen.</w:t>
       </w:r>
     </w:p>
     <w:p>
@@ -2291,10 +2364,8 @@
         <w:pStyle w:val="ListParagraph"/>
         <w:numPr>
           <w:ilvl w:val="0"/>
-          <w:numId w:val="9"/>
+          <w:numId w:val="21"/>
         </w:numPr>
-        <w:spacing w:line="240" w:lineRule="auto"/>
-        <w:jc w:val="left"/>
         <w:rPr>
           <w:lang w:val="en-ID"/>
         </w:rPr>
@@ -2303,27 +2374,7 @@
         <w:rPr>
           <w:lang w:val="en-ID"/>
         </w:rPr>
-        <w:t xml:space="preserve">Mendokumentasikan rancangan arsitektur sistem AMR berbasis ROS 2 Humble sebagai solusi pengganti AGV konvensional di PT. XYZ. </w:t>
-      </w:r>
-    </w:p>
-    <w:p>
-      <w:pPr>
-        <w:pStyle w:val="ListParagraph"/>
-        <w:numPr>
-          <w:ilvl w:val="0"/>
-          <w:numId w:val="9"/>
-        </w:numPr>
-        <w:spacing w:line="240" w:lineRule="auto"/>
-        <w:jc w:val="left"/>
-        <w:rPr>
-          <w:lang w:val="en-ID"/>
-        </w:rPr>
-      </w:pPr>
-      <w:r>
-        <w:rPr>
-          <w:lang w:val="en-ID"/>
-        </w:rPr>
-        <w:t xml:space="preserve">Mengidentifikasi kebutuhan fungsional dan performansi sistem navigasi </w:t>
+        <w:t>Mendokumentasikan rancangan awal arsitektur sistem </w:t>
       </w:r>
       <w:r>
         <w:rPr>
@@ -2331,13 +2382,27 @@
           <w:iCs/>
           <w:lang w:val="en-ID"/>
         </w:rPr>
-        <w:t>mixed indoor-outdoor</w:t>
+        <w:t>Autonomous Mobile Robot</w:t>
       </w:r>
       <w:r>
         <w:rPr>
           <w:lang w:val="en-ID"/>
         </w:rPr>
-        <w:t xml:space="preserve"> tingkat industri. </w:t>
+        <w:t> (AMR) "Arya" untuk navigasi </w:t>
+      </w:r>
+      <w:r>
+        <w:rPr>
+          <w:i/>
+          <w:iCs/>
+          <w:lang w:val="en-ID"/>
+        </w:rPr>
+        <w:t>indoor</w:t>
+      </w:r>
+      <w:r>
+        <w:rPr>
+          <w:lang w:val="en-ID"/>
+        </w:rPr>
+        <w:t> berbasis pemetaan dan perencanaan jalur otonom secara komprehensif dan terstruktur sebagai dasar acuan implementasi.</w:t>
       </w:r>
     </w:p>
     <w:p>
@@ -2345,15 +2410,76 @@
         <w:pStyle w:val="ListParagraph"/>
         <w:numPr>
           <w:ilvl w:val="0"/>
-          <w:numId w:val="9"/>
+          <w:numId w:val="21"/>
         </w:numPr>
-      </w:pPr>
-      <w:r>
         <w:rPr>
           <w:lang w:val="en-ID"/>
         </w:rPr>
-        <w:t>Menyusun rencana manajemen proyek, pengujian operasional, dan mitigasi risiko pengembangan sistem AMR.</w:t>
-      </w:r>
+      </w:pPr>
+      <w:r>
+        <w:rPr>
+          <w:lang w:val="en-ID"/>
+        </w:rPr>
+        <w:t>Mengidentifikasi dan merumuskan kebutuhan sistem secara sistematis, meliputi kebutuhan fungsional, non-fungsional, dan performansi navigasi yang terukur.</w:t>
+      </w:r>
+    </w:p>
+    <w:p>
+      <w:pPr>
+        <w:pStyle w:val="ListParagraph"/>
+        <w:numPr>
+          <w:ilvl w:val="0"/>
+          <w:numId w:val="21"/>
+        </w:numPr>
+        <w:rPr>
+          <w:lang w:val="en-ID"/>
+        </w:rPr>
+      </w:pPr>
+      <w:r>
+        <w:rPr>
+          <w:lang w:val="en-ID"/>
+        </w:rPr>
+        <w:t>Membandingkan dan memilih solusi teknis terbaik melalui analisis alternatif arsitektur navigasi berbobot yang bersumber dari hasil </w:t>
+      </w:r>
+      <w:r>
+        <w:rPr>
+          <w:i/>
+          <w:iCs/>
+          <w:lang w:val="en-ID"/>
+        </w:rPr>
+        <w:t>Quality Function Deployment</w:t>
+      </w:r>
+      <w:r>
+        <w:rPr>
+          <w:lang w:val="en-ID"/>
+        </w:rPr>
+        <w:t> (QFD).</w:t>
+      </w:r>
+    </w:p>
+    <w:p>
+      <w:pPr>
+        <w:pStyle w:val="ListParagraph"/>
+        <w:numPr>
+          <w:ilvl w:val="0"/>
+          <w:numId w:val="21"/>
+        </w:numPr>
+        <w:rPr>
+          <w:lang w:val="en-ID"/>
+        </w:rPr>
+      </w:pPr>
+      <w:r>
+        <w:rPr>
+          <w:lang w:val="en-ID"/>
+        </w:rPr>
+        <w:t>Menyusun rencana manajemen proyek yang mencakup jadwal pengembangan, prosedur pengujian keandalan, dan pengendalian risiko sebagai panduan pelaksanaan implementasi fisik robot.</w:t>
+      </w:r>
+    </w:p>
+    <w:p>
+      <w:pPr>
+        <w:pStyle w:val="ListParagraph"/>
+        <w:spacing w:line="240" w:lineRule="auto"/>
+        <w:ind w:left="0" w:firstLine="0"/>
+        <w:jc w:val="left"/>
+      </w:pPr>
     </w:p>
     <w:p>
       <w:pPr>
@@ -2371,6 +2497,23 @@
     </w:p>
     <w:p>
       <w:pPr>
+        <w:rPr>
+          <w:i/>
+          <w:iCs/>
+          <w:color w:val="4F81BD" w:themeColor="accent1"/>
+        </w:rPr>
+      </w:pPr>
+      <w:r>
+        <w:rPr>
+          <w:i/>
+          <w:iCs/>
+          <w:color w:val="4F81BD" w:themeColor="accent1"/>
+        </w:rPr>
+        <w:t>Bagian ini berisi sumber rujukan dalam penulisan dokumen. Referensi dituliskan dengan mengacu pada APA Style.</w:t>
+      </w:r>
+    </w:p>
+    <w:p>
+      <w:pPr>
         <w:pStyle w:val="NormalWeb"/>
         <w:spacing w:before="0" w:beforeAutospacing="0" w:after="0" w:afterAutospacing="0"/>
         <w:ind w:firstLine="567"/>
@@ -2389,7 +2532,7 @@
         <w:spacing w:before="0" w:beforeAutospacing="0" w:after="0" w:afterAutospacing="0"/>
         <w:jc w:val="both"/>
       </w:pPr>
-      <w:hyperlink r:id="rId11" w:history="1">
+      <w:hyperlink r:id="rId12" w:history="1">
         <w:r>
           <w:rPr>
             <w:rStyle w:val="Hyperlink"/>
@@ -2542,7 +2685,7 @@
     </w:p>
     <w:tbl>
       <w:tblPr>
-        <w:tblStyle w:val="a0"/>
+        <w:tblStyle w:val="7"/>
         <w:tblW w:w="8813" w:type="dxa"/>
         <w:tblInd w:w="-115" w:type="dxa"/>
         <w:tblBorders>
@@ -2840,7 +2983,6 @@
               <w:ind w:firstLine="0"/>
             </w:pPr>
             <w:r>
-              <w:lastRenderedPageBreak/>
               <w:t>ICP</w:t>
             </w:r>
           </w:p>
@@ -2869,7 +3011,6 @@
     <w:p>
       <w:pPr>
         <w:pStyle w:val="Heading1"/>
-        <w:ind w:left="0"/>
       </w:pPr>
       <w:bookmarkStart w:id="4" w:name="_heading=h.dh1n0tm7ykc2" w:colFirst="0" w:colLast="0"/>
       <w:bookmarkEnd w:id="4"/>
@@ -2906,6 +3047,23 @@
     </w:p>
     <w:p>
       <w:pPr>
+        <w:rPr>
+          <w:i/>
+          <w:iCs/>
+          <w:color w:val="4F81BD" w:themeColor="accent1"/>
+        </w:rPr>
+      </w:pPr>
+      <w:r>
+        <w:rPr>
+          <w:i/>
+          <w:iCs/>
+          <w:color w:val="4F81BD" w:themeColor="accent1"/>
+        </w:rPr>
+        <w:t>Pada bagian ini diisi dengan latar belakang dan urgensi permasalahan yang mendasari munculnya inovasi atau rancangan proyek. Sertakan sumber yang sahih tentang bagaimana dasar diperoleh.</w:t>
+      </w:r>
+    </w:p>
+    <w:p>
+      <w:pPr>
         <w:pStyle w:val="font-claude-response-body"/>
         <w:ind w:firstLine="566"/>
         <w:jc w:val="both"/>
@@ -2970,6 +3128,23 @@
     </w:p>
     <w:p>
       <w:pPr>
+        <w:rPr>
+          <w:i/>
+          <w:iCs/>
+          <w:color w:val="4F81BD" w:themeColor="accent1"/>
+        </w:rPr>
+      </w:pPr>
+      <w:r>
+        <w:rPr>
+          <w:i/>
+          <w:iCs/>
+          <w:color w:val="4F81BD" w:themeColor="accent1"/>
+        </w:rPr>
+        <w:t>Tuliskan data dan fakta yang mendukung permasalahan</w:t>
+      </w:r>
+    </w:p>
+    <w:p>
+      <w:pPr>
         <w:pStyle w:val="font-claude-response-body"/>
         <w:jc w:val="both"/>
       </w:pPr>
@@ -3009,6 +3184,23 @@
       <w:r>
         <w:lastRenderedPageBreak/>
         <w:t>Analisis Masalah</w:t>
+      </w:r>
+    </w:p>
+    <w:p>
+      <w:pPr>
+        <w:rPr>
+          <w:i/>
+          <w:iCs/>
+          <w:color w:val="4F81BD" w:themeColor="accent1"/>
+        </w:rPr>
+      </w:pPr>
+      <w:r>
+        <w:rPr>
+          <w:i/>
+          <w:iCs/>
+          <w:color w:val="4F81BD" w:themeColor="accent1"/>
+        </w:rPr>
+        <w:t>Problem yang disampaikan harus dianalisis dari berbagai aspek (ekonomi, sosial, keberlanjutan, dan lainnya)</w:t>
       </w:r>
     </w:p>
     <w:p>
@@ -3112,6 +3304,23 @@
       </w:r>
     </w:p>
     <w:p>
+      <w:pPr>
+        <w:rPr>
+          <w:i/>
+          <w:iCs/>
+          <w:color w:val="4F81BD" w:themeColor="accent1"/>
+        </w:rPr>
+      </w:pPr>
+      <w:r>
+        <w:rPr>
+          <w:i/>
+          <w:iCs/>
+          <w:color w:val="4F81BD" w:themeColor="accent1"/>
+        </w:rPr>
+        <w:t>Pada bagian ini diisi dengan analisa kebutuhan sistem menggunakan teknik Quality Functional Development (QFD). Dituliskan target dari proyek ini beserta survey atau interview yang diberikan. Hasil dari analisa ditulis dalam bentuk House of Quality.</w:t>
+      </w:r>
+    </w:p>
+    <w:p>
       <w:r>
         <w:t xml:space="preserve">Kebutuhan sistem diturunkan dari tujuan operasional AMR untuk beroperasi secara mandiri pada rute </w:t>
       </w:r>
@@ -3129,11 +3338,126 @@
         <w:t>.</w:t>
       </w:r>
     </w:p>
+    <w:p>
+      <w:pPr>
+        <w:pStyle w:val="Heading2"/>
+        <w:spacing w:before="200" w:line="276" w:lineRule="auto"/>
+      </w:pPr>
+      <w:bookmarkStart w:id="10" w:name="_heading=h.wk6jli6ee4jq" w:colFirst="0" w:colLast="0"/>
+      <w:bookmarkEnd w:id="10"/>
+    </w:p>
+    <w:p/>
+    <w:p/>
+    <w:p>
+      <w:pPr>
+        <w:pStyle w:val="Heading2"/>
+        <w:numPr>
+          <w:ilvl w:val="1"/>
+          <w:numId w:val="9"/>
+        </w:numPr>
+        <w:spacing w:before="200" w:line="276" w:lineRule="auto"/>
+        <w:ind w:hanging="360"/>
+      </w:pPr>
+      <w:r>
+        <w:t>Kebutuhan Desain Sistem</w:t>
+      </w:r>
+    </w:p>
+    <w:p>
+      <w:pPr>
+        <w:ind w:firstLine="0"/>
+      </w:pPr>
+    </w:p>
+    <w:p>
+      <w:pPr>
+        <w:ind w:firstLine="0"/>
+      </w:pPr>
+      <w:r>
+        <w:t>Hardware yang digunakan dalam sistem AMR terdiri dari:</w:t>
+      </w:r>
+    </w:p>
+    <w:p/>
+    <w:p>
+      <w:pPr>
+        <w:pStyle w:val="ListParagraph"/>
+        <w:numPr>
+          <w:ilvl w:val="0"/>
+          <w:numId w:val="14"/>
+        </w:numPr>
+      </w:pPr>
+      <w:r>
+        <w:t>Mini PC i7-4600U sebagai unit komputasi utama, dipilih karena kemampuannya memproses algoritma navigasi probabilistik seperti AMCL dan EKF secara simultan tanpa bottleneck.</w:t>
+      </w:r>
+    </w:p>
+    <w:p>
+      <w:pPr>
+        <w:pStyle w:val="ListParagraph"/>
+        <w:numPr>
+          <w:ilvl w:val="0"/>
+          <w:numId w:val="14"/>
+        </w:numPr>
+      </w:pPr>
+      <w:r>
+        <w:lastRenderedPageBreak/>
+        <w:t>SLLiDAR A2M7 sebagai sensor utama pemetaan dan lokalisasi berbasis LiDAR 2D.</w:t>
+      </w:r>
+    </w:p>
+    <w:p>
+      <w:pPr>
+        <w:pStyle w:val="ListParagraph"/>
+        <w:numPr>
+          <w:ilvl w:val="0"/>
+          <w:numId w:val="14"/>
+        </w:numPr>
+      </w:pPr>
+      <w:r>
+        <w:t>CCF-LAS4-4M sebagai safety laser scanner untuk redundansi sistem, memberikan lapisan deteksi tambahan guna memastikan keamanan operasional di area yang dilalui personel.</w:t>
+      </w:r>
+    </w:p>
+    <w:p>
+      <w:pPr>
+        <w:pStyle w:val="ListParagraph"/>
+        <w:numPr>
+          <w:ilvl w:val="0"/>
+          <w:numId w:val="14"/>
+        </w:numPr>
+      </w:pPr>
+      <w:r>
+        <w:t>IMU N100 untuk pengukuran percepatan dan orientasi robot yang digunakan dalam fusi data EKF.</w:t>
+      </w:r>
+    </w:p>
+    <w:p>
+      <w:pPr>
+        <w:pStyle w:val="ListParagraph"/>
+        <w:numPr>
+          <w:ilvl w:val="0"/>
+          <w:numId w:val="14"/>
+        </w:numPr>
+      </w:pPr>
+      <w:r>
+        <w:t>Motor ZLLG80ASM800 — BLDC hub motor 8 inci, 48V, dengan kapasitas beban 300kg, torsi 60N.m, dan encoder 4096 PPR — sebagai aktuator penggerak pada konfigurasi differential drive.</w:t>
+      </w:r>
+    </w:p>
+    <w:p>
+      <w:pPr>
+        <w:pStyle w:val="ListParagraph"/>
+        <w:numPr>
+          <w:ilvl w:val="0"/>
+          <w:numId w:val="14"/>
+        </w:numPr>
+      </w:pPr>
+      <w:r>
+        <w:t>Motor Driver ZLAC8015D untuk mengonversi perintah kecepatan dari ROS 2 menjadi sinyal kontrol pada motor ZLLG80ASM800.</w:t>
+      </w:r>
+    </w:p>
+    <w:p/>
+    <w:p>
+      <w:r>
+        <w:t>Software yang digunakan terdiri dari Ubuntu 22.04 sebagai sistem operasi, ROS 2 Humble sebagai middleware robotika, SLAM Toolbox untuk pemetaan mandiri, Nav2 sebagai navigation stack dengan Smac Planner dan MPPI Controller, Robot Localization (EKF) untuk fusi sensor IMU dan odometri, serta Web Interface untuk telemetri dan kontrol jarak jauh.</w:t>
+      </w:r>
+    </w:p>
     <w:tbl>
       <w:tblPr>
-        <w:tblStyle w:val="a1"/>
         <w:tblW w:w="8760" w:type="dxa"/>
-        <w:tblInd w:w="0" w:type="dxa"/>
         <w:tblLayout w:type="fixed"/>
         <w:tblLook w:val="0000" w:firstRow="0" w:lastRow="0" w:firstColumn="0" w:lastColumn="0" w:noHBand="0" w:noVBand="0"/>
       </w:tblPr>
@@ -3292,10 +3616,7 @@
               <w:jc w:val="center"/>
             </w:pPr>
             <w:r>
-              <w:t xml:space="preserve">Membuat peta Occupancy Grid </w:t>
-            </w:r>
-            <w:r>
-              <w:t>area operasional</w:t>
+              <w:t>Membuat peta Occupancy Grid area operasional</w:t>
             </w:r>
           </w:p>
         </w:tc>
@@ -3381,10 +3702,7 @@
               <w:jc w:val="center"/>
             </w:pPr>
             <w:r>
-              <w:t>Menentukan jalur global menggunakan</w:t>
-            </w:r>
-            <w:r>
-              <w:t xml:space="preserve"> Smac Planner (Nav2)</w:t>
+              <w:t>Menentukan jalur global menggunakan Smac Planner (Nav2)</w:t>
             </w:r>
           </w:p>
         </w:tc>
@@ -3543,7 +3861,7 @@
             <w:r>
               <w:t>F</w:t>
             </w:r>
-            <w:del w:id="10" w:author="process automation ympi" w:date="2026-06-12T10:19:00Z" w16du:dateUtc="2026-06-12T03:19:00Z">
+            <w:del w:id="11" w:author="process automation ympi" w:date="2026-06-12T10:19:00Z" w16du:dateUtc="2026-06-12T03:19:00Z">
               <w:r>
                 <w:delText>Non</w:delText>
               </w:r>
@@ -3614,10 +3932,7 @@
               <w:jc w:val="center"/>
             </w:pPr>
             <w:r>
-              <w:t>N</w:t>
-            </w:r>
-            <w:r>
-              <w:t>1</w:t>
+              <w:t>N1</w:t>
             </w:r>
           </w:p>
         </w:tc>
@@ -3767,256 +4082,12 @@
             </w:pPr>
             <w:r>
               <w:t>Sedang</w:t>
-            </w:r>
-          </w:p>
-        </w:tc>
-      </w:tr>
-    </w:tbl>
-    <w:tbl>
-      <w:tblPr>
-        <w:tblStyle w:val="a2"/>
-        <w:tblW w:w="8741" w:type="dxa"/>
-        <w:tblInd w:w="0" w:type="dxa"/>
-        <w:tblBorders>
-          <w:top w:val="single" w:sz="8" w:space="0" w:color="000000"/>
-          <w:left w:val="single" w:sz="8" w:space="0" w:color="000000"/>
-          <w:bottom w:val="single" w:sz="8" w:space="0" w:color="000000"/>
-          <w:right w:val="single" w:sz="8" w:space="0" w:color="000000"/>
-          <w:insideH w:val="single" w:sz="8" w:space="0" w:color="000000"/>
-          <w:insideV w:val="single" w:sz="8" w:space="0" w:color="000000"/>
-        </w:tblBorders>
-        <w:tblLayout w:type="fixed"/>
-        <w:tblLook w:val="0600" w:firstRow="0" w:lastRow="0" w:firstColumn="0" w:lastColumn="0" w:noHBand="1" w:noVBand="1"/>
-      </w:tblPr>
-      <w:tblGrid>
-        <w:gridCol w:w="8741"/>
-      </w:tblGrid>
-      <w:tr>
-        <w:tc>
-          <w:tcPr>
-            <w:tcW w:w="8741" w:type="dxa"/>
-            <w:tcMar>
-              <w:top w:w="100" w:type="dxa"/>
-              <w:left w:w="100" w:type="dxa"/>
-              <w:bottom w:w="100" w:type="dxa"/>
-              <w:right w:w="100" w:type="dxa"/>
-            </w:tcMar>
-          </w:tcPr>
-          <w:p>
-            <w:pPr>
-              <w:widowControl w:val="0"/>
-              <w:ind w:firstLine="0"/>
-              <w:jc w:val="left"/>
-            </w:pPr>
-          </w:p>
-        </w:tc>
-      </w:tr>
-    </w:tbl>
-    <w:p>
-      <w:pPr>
-        <w:pStyle w:val="Heading2"/>
-        <w:spacing w:before="200" w:line="276" w:lineRule="auto"/>
-      </w:pPr>
-      <w:bookmarkStart w:id="11" w:name="_heading=h.wk6jli6ee4jq" w:colFirst="0" w:colLast="0"/>
-      <w:bookmarkEnd w:id="11"/>
-    </w:p>
-    <w:p/>
-    <w:tbl>
-      <w:tblPr>
-        <w:tblStyle w:val="TableGrid"/>
-        <w:tblW w:w="0" w:type="auto"/>
-        <w:tblLook w:val="04A0" w:firstRow="1" w:lastRow="0" w:firstColumn="1" w:lastColumn="0" w:noHBand="0" w:noVBand="1"/>
-      </w:tblPr>
-      <w:tblGrid>
-        <w:gridCol w:w="8731"/>
-      </w:tblGrid>
-      <w:tr>
-        <w:tc>
-          <w:tcPr>
-            <w:tcW w:w="8731" w:type="dxa"/>
-          </w:tcPr>
-          <w:p>
-            <w:pPr>
-              <w:ind w:firstLine="0"/>
-              <w:rPr>
-                <w:noProof/>
-              </w:rPr>
-            </w:pPr>
-          </w:p>
-          <w:p>
-            <w:pPr>
-              <w:ind w:firstLine="0"/>
-            </w:pPr>
-            <w:r>
-              <w:rPr>
-                <w:noProof/>
-              </w:rPr>
-              <w:drawing>
-                <wp:inline distT="0" distB="0" distL="0" distR="0" wp14:anchorId="2EE2D91D" wp14:editId="6EA70CC6">
-                  <wp:extent cx="5345811" cy="3297325"/>
-                  <wp:effectExtent l="0" t="0" r="7620" b="0"/>
-                  <wp:docPr id="810013874" name="Picture 1"/>
-                  <wp:cNvGraphicFramePr>
-                    <a:graphicFrameLocks xmlns:a="http://schemas.openxmlformats.org/drawingml/2006/main" noChangeAspect="1"/>
-                  </wp:cNvGraphicFramePr>
-                  <a:graphic xmlns:a="http://schemas.openxmlformats.org/drawingml/2006/main">
-                    <a:graphicData uri="http://schemas.openxmlformats.org/drawingml/2006/picture">
-                      <pic:pic xmlns:pic="http://schemas.openxmlformats.org/drawingml/2006/picture">
-                        <pic:nvPicPr>
-                          <pic:cNvPr id="810013874" name="Picture 1"/>
-                          <pic:cNvPicPr/>
-                        </pic:nvPicPr>
-                        <pic:blipFill rotWithShape="1">
-                          <a:blip r:embed="rId12" cstate="print">
-                            <a:extLst>
-                              <a:ext uri="{28A0092B-C50C-407E-A947-70E740481C1C}">
-                                <a14:useLocalDpi xmlns:a14="http://schemas.microsoft.com/office/drawing/2010/main" val="0"/>
-                              </a:ext>
-                            </a:extLst>
-                          </a:blip>
-                          <a:srcRect l="2086" t="11798" r="1579" b="11303"/>
-                          <a:stretch>
-                            <a:fillRect/>
-                          </a:stretch>
-                        </pic:blipFill>
-                        <pic:spPr bwMode="auto">
-                          <a:xfrm>
-                            <a:off x="0" y="0"/>
-                            <a:ext cx="5346982" cy="3298047"/>
-                          </a:xfrm>
-                          <a:prstGeom prst="rect">
-                            <a:avLst/>
-                          </a:prstGeom>
-                          <a:ln>
-                            <a:noFill/>
-                          </a:ln>
-                          <a:extLst>
-                            <a:ext uri="{53640926-AAD7-44D8-BBD7-CCE9431645EC}">
-                              <a14:shadowObscured xmlns:a14="http://schemas.microsoft.com/office/drawing/2010/main"/>
-                            </a:ext>
-                          </a:extLst>
-                        </pic:spPr>
-                      </pic:pic>
-                    </a:graphicData>
-                  </a:graphic>
-                </wp:inline>
-              </w:drawing>
             </w:r>
           </w:p>
         </w:tc>
       </w:tr>
     </w:tbl>
     <w:p/>
-    <w:p>
-      <w:pPr>
-        <w:pStyle w:val="Heading2"/>
-        <w:numPr>
-          <w:ilvl w:val="1"/>
-          <w:numId w:val="9"/>
-        </w:numPr>
-        <w:spacing w:before="200" w:line="276" w:lineRule="auto"/>
-        <w:ind w:hanging="360"/>
-      </w:pPr>
-      <w:r>
-        <w:t>Kebutuhan Desain Sistem</w:t>
-      </w:r>
-    </w:p>
-    <w:p>
-      <w:pPr>
-        <w:ind w:firstLine="0"/>
-      </w:pPr>
-    </w:p>
-    <w:p>
-      <w:pPr>
-        <w:ind w:firstLine="0"/>
-      </w:pPr>
-      <w:r>
-        <w:t>Hardware yang digunakan dalam sistem AMR terdiri dari:</w:t>
-      </w:r>
-    </w:p>
-    <w:p/>
-    <w:p>
-      <w:pPr>
-        <w:pStyle w:val="ListParagraph"/>
-        <w:numPr>
-          <w:ilvl w:val="0"/>
-          <w:numId w:val="14"/>
-        </w:numPr>
-      </w:pPr>
-      <w:r>
-        <w:t>Mini PC i7-4600U sebagai unit komputasi utama, dipilih karena kemampuannya memproses algoritma navigasi probabilistik seperti AMCL dan EKF secara simultan tanpa bottleneck.</w:t>
-      </w:r>
-    </w:p>
-    <w:p>
-      <w:pPr>
-        <w:pStyle w:val="ListParagraph"/>
-        <w:numPr>
-          <w:ilvl w:val="0"/>
-          <w:numId w:val="14"/>
-        </w:numPr>
-      </w:pPr>
-      <w:r>
-        <w:t>SLLiDAR A2M7 sebagai sensor utama pemetaan dan lokalisasi berbasis LiDAR 2D.</w:t>
-      </w:r>
-    </w:p>
-    <w:p>
-      <w:pPr>
-        <w:pStyle w:val="ListParagraph"/>
-        <w:numPr>
-          <w:ilvl w:val="0"/>
-          <w:numId w:val="14"/>
-        </w:numPr>
-      </w:pPr>
-      <w:r>
-        <w:t>CCF-LAS4-4M sebagai safety laser scanner untuk redundansi sistem, memberikan lapisan deteksi tambahan guna memastikan keamanan operasional di area yang dilalui personel.</w:t>
-      </w:r>
-    </w:p>
-    <w:p>
-      <w:pPr>
-        <w:pStyle w:val="ListParagraph"/>
-        <w:numPr>
-          <w:ilvl w:val="0"/>
-          <w:numId w:val="14"/>
-        </w:numPr>
-      </w:pPr>
-      <w:r>
-        <w:t>IMU N100 untuk pengukuran percepatan dan orientasi robot yang digunakan dalam fusi data EKF.</w:t>
-      </w:r>
-    </w:p>
-    <w:p>
-      <w:pPr>
-        <w:pStyle w:val="ListParagraph"/>
-        <w:numPr>
-          <w:ilvl w:val="0"/>
-          <w:numId w:val="14"/>
-        </w:numPr>
-      </w:pPr>
-      <w:r>
-        <w:t>Motor ZLLG80ASM800 — BLDC hub motor 8 inci, 48V, dengan kapasitas beban 300kg, torsi 60N.m, dan encoder 4096 PPR — sebagai aktuator penggerak pada konfigurasi differential drive.</w:t>
-      </w:r>
-    </w:p>
-    <w:p>
-      <w:pPr>
-        <w:pStyle w:val="ListParagraph"/>
-        <w:numPr>
-          <w:ilvl w:val="0"/>
-          <w:numId w:val="14"/>
-        </w:numPr>
-      </w:pPr>
-      <w:r>
-        <w:t>Motor Driver ZLAC8015D untuk mengonversi perintah kecepatan dari ROS 2 menjadi sinyal kontrol pada motor ZLLG80ASM800.</w:t>
-      </w:r>
-    </w:p>
-    <w:p/>
-    <w:p>
-      <w:r>
-        <w:t xml:space="preserve">Software yang digunakan terdiri dari Ubuntu 22.04 sebagai sistem operasi, ROS 2 Humble sebagai middleware robotika, SLAM Toolbox untuk pemetaan mandiri, Nav2 sebagai navigation stack dengan Smac Planner dan MPPI Controller, Robot Localization </w:t>
-      </w:r>
-      <w:r>
-        <w:lastRenderedPageBreak/>
-        <w:t>(EKF) untuk fusi sensor IMU dan odometri, serta Web Interface untuk telemetri dan kontrol jarak jauh.</w:t>
-      </w:r>
-    </w:p>
     <w:p>
       <w:pPr>
         <w:pStyle w:val="Heading2"/>
@@ -4077,7 +4148,11 @@
         </w:numPr>
       </w:pPr>
       <w:r>
-        <w:t>Sistem lokalisasi berbasis AMCL harus mampu mempertahankan konsistensi estimasi posisi sepanjang rute ±88 meter tanpa akumulasi drift yang signifikan, khususnya pada segmen koridor panjang yang rentan terhadap long corridor problem akibat minimnya fitur geometri unik pada dinding lateral.</w:t>
+        <w:t xml:space="preserve">Sistem lokalisasi berbasis AMCL harus mampu mempertahankan konsistensi estimasi posisi sepanjang rute ±88 meter tanpa akumulasi drift yang signifikan, </w:t>
+      </w:r>
+      <w:r>
+        <w:lastRenderedPageBreak/>
+        <w:t>khususnya pada segmen koridor panjang yang rentan terhadap long corridor problem akibat minimnya fitur geometri unik pada dinding lateral.</w:t>
       </w:r>
     </w:p>
     <w:p>
@@ -4250,7 +4325,6 @@
       <w:bookmarkStart w:id="12" w:name="_heading=h.1zx0oneygj3a" w:colFirst="0" w:colLast="0"/>
       <w:bookmarkEnd w:id="12"/>
       <w:r>
-        <w:lastRenderedPageBreak/>
         <w:t>Alternatif Solusi</w:t>
       </w:r>
     </w:p>
@@ -4308,6 +4382,7 @@
       <w:bookmarkStart w:id="15" w:name="_heading=h.h53vd96cchgk" w:colFirst="0" w:colLast="0"/>
       <w:bookmarkEnd w:id="15"/>
       <w:r>
+        <w:lastRenderedPageBreak/>
         <w:t>Karakteristik Produk</w:t>
       </w:r>
     </w:p>
@@ -4391,7 +4466,7 @@
     </w:p>
     <w:tbl>
       <w:tblPr>
-        <w:tblStyle w:val="a3"/>
+        <w:tblStyle w:val="4"/>
         <w:tblW w:w="8775" w:type="dxa"/>
         <w:tblInd w:w="0" w:type="dxa"/>
         <w:tblLayout w:type="fixed"/>
@@ -4743,7 +4818,6 @@
               <w:jc w:val="center"/>
             </w:pPr>
             <w:r>
-              <w:lastRenderedPageBreak/>
               <w:t>W3</w:t>
             </w:r>
           </w:p>
@@ -5067,7 +5141,7 @@
     </w:p>
     <w:tbl>
       <w:tblPr>
-        <w:tblStyle w:val="a4"/>
+        <w:tblStyle w:val="3"/>
         <w:tblW w:w="8760" w:type="dxa"/>
         <w:tblInd w:w="0" w:type="dxa"/>
         <w:tblLayout w:type="fixed"/>
@@ -5269,6 +5343,7 @@
               <w:jc w:val="center"/>
             </w:pPr>
             <w:r>
+              <w:lastRenderedPageBreak/>
               <w:t>Software</w:t>
             </w:r>
           </w:p>
@@ -5642,7 +5717,7 @@
     </w:p>
     <w:tbl>
       <w:tblPr>
-        <w:tblStyle w:val="a5"/>
+        <w:tblStyle w:val="2"/>
         <w:tblW w:w="8775" w:type="dxa"/>
         <w:tblInd w:w="0" w:type="dxa"/>
         <w:tblLayout w:type="fixed"/>
@@ -5887,7 +5962,6 @@
               <w:jc w:val="center"/>
             </w:pPr>
             <w:r>
-              <w:lastRenderedPageBreak/>
               <w:t>Noise sensor</w:t>
             </w:r>
           </w:p>
@@ -6334,6 +6408,7 @@
     </w:p>
     <w:p>
       <w:r>
+        <w:lastRenderedPageBreak/>
         <w:t>Peralihan menuju AMR Arya dengan kapabilitas komputasi Mini PC i7-4600U dan arsitektur ROS 2 memberikan keandalan navigasi yang dinamis. Desain ini menghapus keterbatasan infrastruktur fisik yang selama ini membebani operasional AGV lama di PT. XYZ.</w:t>
       </w:r>
     </w:p>
@@ -6395,7 +6470,7 @@
   </w:p>
   <w:tbl>
     <w:tblPr>
-      <w:tblStyle w:val="a6"/>
+      <w:tblStyle w:val="1"/>
       <w:tblW w:w="9017" w:type="dxa"/>
       <w:tblInd w:w="-115" w:type="dxa"/>
       <w:tblBorders>
@@ -7030,6 +7105,119 @@
     </w:lvl>
   </w:abstractNum>
   <w:abstractNum w:abstractNumId="3" w15:restartNumberingAfterBreak="0">
+    <w:nsid w:val="29BF3583"/>
+    <w:multiLevelType w:val="multilevel"/>
+    <w:tmpl w:val="25465028"/>
+    <w:lvl w:ilvl="0">
+      <w:start w:val="1"/>
+      <w:numFmt w:val="decimal"/>
+      <w:lvlText w:val="%1."/>
+      <w:lvlJc w:val="left"/>
+      <w:pPr>
+        <w:tabs>
+          <w:tab w:val="num" w:pos="720"/>
+        </w:tabs>
+        <w:ind w:left="720" w:hanging="360"/>
+      </w:pPr>
+    </w:lvl>
+    <w:lvl w:ilvl="1" w:tentative="1">
+      <w:start w:val="1"/>
+      <w:numFmt w:val="decimal"/>
+      <w:lvlText w:val="%2."/>
+      <w:lvlJc w:val="left"/>
+      <w:pPr>
+        <w:tabs>
+          <w:tab w:val="num" w:pos="1440"/>
+        </w:tabs>
+        <w:ind w:left="1440" w:hanging="360"/>
+      </w:pPr>
+    </w:lvl>
+    <w:lvl w:ilvl="2" w:tentative="1">
+      <w:start w:val="1"/>
+      <w:numFmt w:val="decimal"/>
+      <w:lvlText w:val="%3."/>
+      <w:lvlJc w:val="left"/>
+      <w:pPr>
+        <w:tabs>
+          <w:tab w:val="num" w:pos="2160"/>
+        </w:tabs>
+        <w:ind w:left="2160" w:hanging="360"/>
+      </w:pPr>
+    </w:lvl>
+    <w:lvl w:ilvl="3" w:tentative="1">
+      <w:start w:val="1"/>
+      <w:numFmt w:val="decimal"/>
+      <w:lvlText w:val="%4."/>
+      <w:lvlJc w:val="left"/>
+      <w:pPr>
+        <w:tabs>
+          <w:tab w:val="num" w:pos="2880"/>
+        </w:tabs>
+        <w:ind w:left="2880" w:hanging="360"/>
+      </w:pPr>
+    </w:lvl>
+    <w:lvl w:ilvl="4" w:tentative="1">
+      <w:start w:val="1"/>
+      <w:numFmt w:val="decimal"/>
+      <w:lvlText w:val="%5."/>
+      <w:lvlJc w:val="left"/>
+      <w:pPr>
+        <w:tabs>
+          <w:tab w:val="num" w:pos="3600"/>
+        </w:tabs>
+        <w:ind w:left="3600" w:hanging="360"/>
+      </w:pPr>
+    </w:lvl>
+    <w:lvl w:ilvl="5" w:tentative="1">
+      <w:start w:val="1"/>
+      <w:numFmt w:val="decimal"/>
+      <w:lvlText w:val="%6."/>
+      <w:lvlJc w:val="left"/>
+      <w:pPr>
+        <w:tabs>
+          <w:tab w:val="num" w:pos="4320"/>
+        </w:tabs>
+        <w:ind w:left="4320" w:hanging="360"/>
+      </w:pPr>
+    </w:lvl>
+    <w:lvl w:ilvl="6" w:tentative="1">
+      <w:start w:val="1"/>
+      <w:numFmt w:val="decimal"/>
+      <w:lvlText w:val="%7."/>
+      <w:lvlJc w:val="left"/>
+      <w:pPr>
+        <w:tabs>
+          <w:tab w:val="num" w:pos="5040"/>
+        </w:tabs>
+        <w:ind w:left="5040" w:hanging="360"/>
+      </w:pPr>
+    </w:lvl>
+    <w:lvl w:ilvl="7" w:tentative="1">
+      <w:start w:val="1"/>
+      <w:numFmt w:val="decimal"/>
+      <w:lvlText w:val="%8."/>
+      <w:lvlJc w:val="left"/>
+      <w:pPr>
+        <w:tabs>
+          <w:tab w:val="num" w:pos="5760"/>
+        </w:tabs>
+        <w:ind w:left="5760" w:hanging="360"/>
+      </w:pPr>
+    </w:lvl>
+    <w:lvl w:ilvl="8" w:tentative="1">
+      <w:start w:val="1"/>
+      <w:numFmt w:val="decimal"/>
+      <w:lvlText w:val="%9."/>
+      <w:lvlJc w:val="left"/>
+      <w:pPr>
+        <w:tabs>
+          <w:tab w:val="num" w:pos="6480"/>
+        </w:tabs>
+        <w:ind w:left="6480" w:hanging="360"/>
+      </w:pPr>
+    </w:lvl>
+  </w:abstractNum>
+  <w:abstractNum w:abstractNumId="4" w15:restartNumberingAfterBreak="0">
     <w:nsid w:val="2CF268A7"/>
     <w:multiLevelType w:val="multilevel"/>
     <w:tmpl w:val="57303CF4"/>
@@ -7142,7 +7330,7 @@
       </w:rPr>
     </w:lvl>
   </w:abstractNum>
-  <w:abstractNum w:abstractNumId="4" w15:restartNumberingAfterBreak="0">
+  <w:abstractNum w:abstractNumId="5" w15:restartNumberingAfterBreak="0">
     <w:nsid w:val="2EF35E90"/>
     <w:multiLevelType w:val="multilevel"/>
     <w:tmpl w:val="FE1068F6"/>
@@ -7255,7 +7443,7 @@
       </w:rPr>
     </w:lvl>
   </w:abstractNum>
-  <w:abstractNum w:abstractNumId="5" w15:restartNumberingAfterBreak="0">
+  <w:abstractNum w:abstractNumId="6" w15:restartNumberingAfterBreak="0">
     <w:nsid w:val="34491716"/>
     <w:multiLevelType w:val="hybridMultilevel"/>
     <w:tmpl w:val="A230B242"/>
@@ -7341,7 +7529,7 @@
       </w:pPr>
     </w:lvl>
   </w:abstractNum>
-  <w:abstractNum w:abstractNumId="6" w15:restartNumberingAfterBreak="0">
+  <w:abstractNum w:abstractNumId="7" w15:restartNumberingAfterBreak="0">
     <w:nsid w:val="37987E11"/>
     <w:multiLevelType w:val="multilevel"/>
     <w:tmpl w:val="72B60B20"/>
@@ -7454,7 +7642,7 @@
       </w:pPr>
     </w:lvl>
   </w:abstractNum>
-  <w:abstractNum w:abstractNumId="7" w15:restartNumberingAfterBreak="0">
+  <w:abstractNum w:abstractNumId="8" w15:restartNumberingAfterBreak="0">
     <w:nsid w:val="39C85D40"/>
     <w:multiLevelType w:val="hybridMultilevel"/>
     <w:tmpl w:val="38125DD8"/>
@@ -7540,7 +7728,7 @@
       </w:pPr>
     </w:lvl>
   </w:abstractNum>
-  <w:abstractNum w:abstractNumId="8" w15:restartNumberingAfterBreak="0">
+  <w:abstractNum w:abstractNumId="9" w15:restartNumberingAfterBreak="0">
     <w:nsid w:val="43596B30"/>
     <w:multiLevelType w:val="multilevel"/>
     <w:tmpl w:val="A2D2C4DE"/>
@@ -7653,7 +7841,7 @@
       </w:rPr>
     </w:lvl>
   </w:abstractNum>
-  <w:abstractNum w:abstractNumId="9" w15:restartNumberingAfterBreak="0">
+  <w:abstractNum w:abstractNumId="10" w15:restartNumberingAfterBreak="0">
     <w:nsid w:val="4D9049E0"/>
     <w:multiLevelType w:val="hybridMultilevel"/>
     <w:tmpl w:val="1E7C007E"/>
@@ -7742,7 +7930,7 @@
       </w:pPr>
     </w:lvl>
   </w:abstractNum>
-  <w:abstractNum w:abstractNumId="10" w15:restartNumberingAfterBreak="0">
+  <w:abstractNum w:abstractNumId="11" w15:restartNumberingAfterBreak="0">
     <w:nsid w:val="4D9179BA"/>
     <w:multiLevelType w:val="multilevel"/>
     <w:tmpl w:val="4BDCB086"/>
@@ -7852,7 +8040,7 @@
       </w:rPr>
     </w:lvl>
   </w:abstractNum>
-  <w:abstractNum w:abstractNumId="11" w15:restartNumberingAfterBreak="0">
+  <w:abstractNum w:abstractNumId="12" w15:restartNumberingAfterBreak="0">
     <w:nsid w:val="508C5EEE"/>
     <w:multiLevelType w:val="hybridMultilevel"/>
     <w:tmpl w:val="29D4FE86"/>
@@ -7938,7 +8126,7 @@
       </w:pPr>
     </w:lvl>
   </w:abstractNum>
-  <w:abstractNum w:abstractNumId="12" w15:restartNumberingAfterBreak="0">
+  <w:abstractNum w:abstractNumId="13" w15:restartNumberingAfterBreak="0">
     <w:nsid w:val="5497670F"/>
     <w:multiLevelType w:val="multilevel"/>
     <w:tmpl w:val="CD72483C"/>
@@ -8051,7 +8239,7 @@
       </w:rPr>
     </w:lvl>
   </w:abstractNum>
-  <w:abstractNum w:abstractNumId="13" w15:restartNumberingAfterBreak="0">
+  <w:abstractNum w:abstractNumId="14" w15:restartNumberingAfterBreak="0">
     <w:nsid w:val="5CE21C15"/>
     <w:multiLevelType w:val="multilevel"/>
     <w:tmpl w:val="2A36D0C2"/>
@@ -8164,7 +8352,7 @@
       </w:rPr>
     </w:lvl>
   </w:abstractNum>
-  <w:abstractNum w:abstractNumId="14" w15:restartNumberingAfterBreak="0">
+  <w:abstractNum w:abstractNumId="15" w15:restartNumberingAfterBreak="0">
     <w:nsid w:val="62273CB9"/>
     <w:multiLevelType w:val="multilevel"/>
     <w:tmpl w:val="FE1068F6"/>
@@ -8277,7 +8465,7 @@
       </w:rPr>
     </w:lvl>
   </w:abstractNum>
-  <w:abstractNum w:abstractNumId="15" w15:restartNumberingAfterBreak="0">
+  <w:abstractNum w:abstractNumId="16" w15:restartNumberingAfterBreak="0">
     <w:nsid w:val="683E4FE5"/>
     <w:multiLevelType w:val="hybridMultilevel"/>
     <w:tmpl w:val="23D88C16"/>
@@ -8363,7 +8551,7 @@
       </w:pPr>
     </w:lvl>
   </w:abstractNum>
-  <w:abstractNum w:abstractNumId="16" w15:restartNumberingAfterBreak="0">
+  <w:abstractNum w:abstractNumId="17" w15:restartNumberingAfterBreak="0">
     <w:nsid w:val="6D9F36A3"/>
     <w:multiLevelType w:val="hybridMultilevel"/>
     <w:tmpl w:val="F1A4C598"/>
@@ -8475,7 +8663,7 @@
       </w:rPr>
     </w:lvl>
   </w:abstractNum>
-  <w:abstractNum w:abstractNumId="17" w15:restartNumberingAfterBreak="0">
+  <w:abstractNum w:abstractNumId="18" w15:restartNumberingAfterBreak="0">
     <w:nsid w:val="7C615ECC"/>
     <w:multiLevelType w:val="multilevel"/>
     <w:tmpl w:val="155240CC"/>
@@ -8588,7 +8776,7 @@
       </w:pPr>
     </w:lvl>
   </w:abstractNum>
-  <w:abstractNum w:abstractNumId="18" w15:restartNumberingAfterBreak="0">
+  <w:abstractNum w:abstractNumId="19" w15:restartNumberingAfterBreak="0">
     <w:nsid w:val="7D9766BA"/>
     <w:multiLevelType w:val="multilevel"/>
     <w:tmpl w:val="53FC61B0"/>
@@ -8701,7 +8889,7 @@
       </w:rPr>
     </w:lvl>
   </w:abstractNum>
-  <w:abstractNum w:abstractNumId="19" w15:restartNumberingAfterBreak="0">
+  <w:abstractNum w:abstractNumId="20" w15:restartNumberingAfterBreak="0">
     <w:nsid w:val="7DE330BA"/>
     <w:multiLevelType w:val="hybridMultilevel"/>
     <w:tmpl w:val="2384E1AE"/>
@@ -8791,71 +8979,66 @@
     <w:abstractNumId w:val="1"/>
   </w:num>
   <w:num w:numId="2" w16cid:durableId="2068525229">
+    <w:abstractNumId w:val="14"/>
+  </w:num>
+  <w:num w:numId="3" w16cid:durableId="1728988811">
     <w:abstractNumId w:val="13"/>
   </w:num>
-  <w:num w:numId="3" w16cid:durableId="1728988811">
-    <w:abstractNumId w:val="12"/>
-  </w:num>
   <w:num w:numId="4" w16cid:durableId="2084184214">
-    <w:abstractNumId w:val="8"/>
+    <w:abstractNumId w:val="9"/>
   </w:num>
   <w:num w:numId="5" w16cid:durableId="922910012">
-    <w:abstractNumId w:val="4"/>
+    <w:abstractNumId w:val="5"/>
   </w:num>
   <w:num w:numId="6" w16cid:durableId="404449830">
-    <w:abstractNumId w:val="3"/>
+    <w:abstractNumId w:val="4"/>
   </w:num>
   <w:num w:numId="7" w16cid:durableId="1369405148">
     <w:abstractNumId w:val="0"/>
   </w:num>
   <w:num w:numId="8" w16cid:durableId="208225207">
-    <w:abstractNumId w:val="16"/>
+    <w:abstractNumId w:val="17"/>
   </w:num>
   <w:num w:numId="9" w16cid:durableId="798500643">
     <w:abstractNumId w:val="2"/>
   </w:num>
   <w:num w:numId="10" w16cid:durableId="157304569">
+    <w:abstractNumId w:val="7"/>
+  </w:num>
+  <w:num w:numId="11" w16cid:durableId="791093847">
+    <w:abstractNumId w:val="19"/>
+  </w:num>
+  <w:num w:numId="12" w16cid:durableId="360789733">
+    <w:abstractNumId w:val="18"/>
+  </w:num>
+  <w:num w:numId="13" w16cid:durableId="874661956">
+    <w:abstractNumId w:val="11"/>
+  </w:num>
+  <w:num w:numId="14" w16cid:durableId="2120752839">
+    <w:abstractNumId w:val="16"/>
+  </w:num>
+  <w:num w:numId="15" w16cid:durableId="1358040208">
     <w:abstractNumId w:val="6"/>
   </w:num>
-  <w:num w:numId="11" w16cid:durableId="791093847">
-    <w:abstractNumId w:val="18"/>
+  <w:num w:numId="16" w16cid:durableId="433356519">
+    <w:abstractNumId w:val="8"/>
   </w:num>
-  <w:num w:numId="12" w16cid:durableId="360789733">
-    <w:abstractNumId w:val="17"/>
+  <w:num w:numId="17" w16cid:durableId="947350590">
+    <w:abstractNumId w:val="12"/>
   </w:num>
-  <w:num w:numId="13" w16cid:durableId="874661956">
+  <w:num w:numId="18" w16cid:durableId="1517303617">
+    <w:abstractNumId w:val="20"/>
+  </w:num>
+  <w:num w:numId="19" w16cid:durableId="426343457">
+    <w:abstractNumId w:val="15"/>
+  </w:num>
+  <w:num w:numId="20" w16cid:durableId="1235622710">
     <w:abstractNumId w:val="10"/>
   </w:num>
-  <w:num w:numId="14" w16cid:durableId="2120752839">
-    <w:abstractNumId w:val="15"/>
-  </w:num>
-  <w:num w:numId="15" w16cid:durableId="1358040208">
-    <w:abstractNumId w:val="5"/>
-  </w:num>
-  <w:num w:numId="16" w16cid:durableId="433356519">
-    <w:abstractNumId w:val="7"/>
-  </w:num>
-  <w:num w:numId="17" w16cid:durableId="947350590">
-    <w:abstractNumId w:val="11"/>
-  </w:num>
-  <w:num w:numId="18" w16cid:durableId="1517303617">
-    <w:abstractNumId w:val="19"/>
-  </w:num>
-  <w:num w:numId="19" w16cid:durableId="426343457">
-    <w:abstractNumId w:val="14"/>
-  </w:num>
-  <w:num w:numId="20" w16cid:durableId="1235622710">
-    <w:abstractNumId w:val="9"/>
+  <w:num w:numId="21" w16cid:durableId="917864111">
+    <w:abstractNumId w:val="3"/>
   </w:num>
 </w:numbering>
-</file>
-
-<file path=word/people.xml><?xml version="1.0" encoding="utf-8"?>
-<w15:people xmlns:wpc="http://schemas.microsoft.com/office/word/2010/wordprocessingCanvas" xmlns:cx="http://schemas.microsoft.com/office/drawing/2014/chartex" xmlns:cx1="http://schemas.microsoft.com/office/drawing/2015/9/8/chartex" xmlns:cx2="http://schemas.microsoft.com/office/drawing/2015/10/21/chartex" xmlns:cx3="http://schemas.microsoft.com/office/drawing/2016/5/9/chartex" xmlns:cx4="http://schemas.microsoft.com/office/drawing/2016/5/10/chartex" xmlns:cx5="http://schemas.microsoft.com/office/drawing/2016/5/11/chartex" xmlns:cx6="http://schemas.microsoft.com/office/drawing/2016/5/12/chartex" xmlns:cx7="http://schemas.microsoft.com/office/drawing/2016/5/13/chartex" xmlns:cx8="http://schemas.microsoft.com/office/drawing/2016/5/14/chartex" xmlns:mc="http://schemas.openxmlformats.org/markup-compatibility/2006" xmlns:aink="http://schemas.microsoft.com/office/drawing/2016/ink" xmlns:am3d="http://schemas.microsoft.com/office/drawing/2017/model3d" xmlns:o="urn:schemas-microsoft-com:office:office" xmlns:oel="http://schemas.microsoft.com/office/2019/extlst" xmlns:r="http://schemas.openxmlformats.org/officeDocument/2006/relationships" xmlns:m="http://schemas.openxmlformats.org/officeDocument/2006/math" xmlns:v="urn:schemas-microsoft-com:vml" xmlns:wp14="http://schemas.microsoft.com/office/word/2010/wordprocessingDrawing" xmlns:wp="http://schemas.openxmlformats.org/drawingml/2006/wordprocessingDrawing" xmlns:w10="urn:schemas-microsoft-com:office:word" xmlns:w="http://schemas.openxmlformats.org/wordprocessingml/2006/main" xmlns:w14="http://schemas.microsoft.com/office/word/2010/wordml" xmlns:w15="http://schemas.microsoft.com/office/word/2012/wordml" xmlns:w16cex="http://schemas.microsoft.com/office/word/2018/wordml/cex" xmlns:w16cid="http://schemas.microsoft.com/office/word/2016/wordml/cid" xmlns:w16="http://schemas.microsoft.com/office/word/2018/wordml" xmlns:w16du="http://schemas.microsoft.com/office/word/2023/wordml/word16du" xmlns:w16sdtdh="http://schemas.microsoft.com/office/word/2020/wordml/sdtdatahash" xmlns:w16sdtfl="http://schemas.microsoft.com/office/word/2024/wordml/sdtformatlock" xmlns:w16se="http://schemas.microsoft.com/office/word/2015/wordml/symex" xmlns:wpg="http://schemas.microsoft.com/office/word/2010/wordprocessingGroup" xmlns:wpi="http://schemas.microsoft.com/office/word/2010/wordprocessingInk" xmlns:wne="http://schemas.microsoft.com/office/word/2006/wordml" xmlns:wps="http://schemas.microsoft.com/office/word/2010/wordprocessingShape" mc:Ignorable="w14 w15 w16se w16cid w16 w16cex w16sdtdh w16sdtfl w16du wp14">
-  <w15:person w15:author="process automation ympi">
-    <w15:presenceInfo w15:providerId="Windows Live" w15:userId="4ca23a8d36050dd1"/>
-  </w15:person>
-</w15:people>
 </file>
 
 <file path=word/styles.xml><?xml version="1.0" encoding="utf-8"?>
@@ -9266,15 +9449,6 @@
     <w:uiPriority w:val="9"/>
     <w:qFormat/>
     <w:pPr>
-      <w:keepNext/>
-      <w:tabs>
-        <w:tab w:val="left" w:pos="432"/>
-        <w:tab w:val="left" w:pos="432"/>
-        <w:tab w:val="left" w:pos="432"/>
-        <w:tab w:val="left" w:pos="432"/>
-      </w:tabs>
-      <w:spacing w:before="200"/>
-      <w:ind w:left="432" w:hanging="432"/>
       <w:outlineLvl w:val="0"/>
     </w:pPr>
     <w:rPr>
@@ -9395,7 +9569,6 @@
   <w:style w:type="character" w:default="1" w:styleId="DefaultParagraphFont">
     <w:name w:val="Default Paragraph Font"/>
     <w:uiPriority w:val="1"/>
-    <w:semiHidden/>
     <w:unhideWhenUsed/>
   </w:style>
   <w:style w:type="table" w:default="1" w:styleId="TableNormal">
@@ -9468,7 +9641,8 @@
       <w:szCs w:val="48"/>
     </w:rPr>
   </w:style>
-  <w:style w:type="table" w:customStyle="1" w:styleId="a">
+  <w:style w:type="table" w:customStyle="1" w:styleId="8">
+    <w:name w:val="8"/>
     <w:basedOn w:val="TableNormal0"/>
     <w:tblPr>
       <w:tblStyleRowBandSize w:val="1"/>
@@ -9481,7 +9655,8 @@
       </w:tblCellMar>
     </w:tblPr>
   </w:style>
-  <w:style w:type="table" w:customStyle="1" w:styleId="a0">
+  <w:style w:type="table" w:customStyle="1" w:styleId="7">
+    <w:name w:val="7"/>
     <w:basedOn w:val="TableNormal0"/>
     <w:tblPr>
       <w:tblStyleRowBandSize w:val="1"/>
@@ -9494,7 +9669,8 @@
       </w:tblCellMar>
     </w:tblPr>
   </w:style>
-  <w:style w:type="table" w:customStyle="1" w:styleId="a1">
+  <w:style w:type="table" w:customStyle="1" w:styleId="6">
+    <w:name w:val="6"/>
     <w:basedOn w:val="TableNormal0"/>
     <w:tblPr>
       <w:tblStyleRowBandSize w:val="1"/>
@@ -9507,7 +9683,8 @@
       </w:tblCellMar>
     </w:tblPr>
   </w:style>
-  <w:style w:type="table" w:customStyle="1" w:styleId="a2">
+  <w:style w:type="table" w:customStyle="1" w:styleId="5">
+    <w:name w:val="5"/>
     <w:basedOn w:val="TableNormal0"/>
     <w:tblPr>
       <w:tblStyleRowBandSize w:val="1"/>
@@ -9520,7 +9697,8 @@
       </w:tblCellMar>
     </w:tblPr>
   </w:style>
-  <w:style w:type="table" w:customStyle="1" w:styleId="a3">
+  <w:style w:type="table" w:customStyle="1" w:styleId="4">
+    <w:name w:val="4"/>
     <w:basedOn w:val="TableNormal0"/>
     <w:tblPr>
       <w:tblStyleRowBandSize w:val="1"/>
@@ -9533,7 +9711,8 @@
       </w:tblCellMar>
     </w:tblPr>
   </w:style>
-  <w:style w:type="table" w:customStyle="1" w:styleId="a4">
+  <w:style w:type="table" w:customStyle="1" w:styleId="3">
+    <w:name w:val="3"/>
     <w:basedOn w:val="TableNormal0"/>
     <w:tblPr>
       <w:tblStyleRowBandSize w:val="1"/>
@@ -9546,7 +9725,8 @@
       </w:tblCellMar>
     </w:tblPr>
   </w:style>
-  <w:style w:type="table" w:customStyle="1" w:styleId="a5">
+  <w:style w:type="table" w:customStyle="1" w:styleId="2">
+    <w:name w:val="2"/>
     <w:basedOn w:val="TableNormal0"/>
     <w:tblPr>
       <w:tblStyleRowBandSize w:val="1"/>
@@ -9559,7 +9739,8 @@
       </w:tblCellMar>
     </w:tblPr>
   </w:style>
-  <w:style w:type="table" w:customStyle="1" w:styleId="a6">
+  <w:style w:type="table" w:customStyle="1" w:styleId="1">
+    <w:name w:val="1"/>
     <w:basedOn w:val="TableNormal0"/>
     <w:tblPr>
       <w:tblStyleRowBandSize w:val="1"/>
@@ -10006,6 +10187,10 @@
 </go:gDocsCustomXmlDataStorage>
 </file>
 
+<file path=customXml/item2.xml><?xml version="1.0" encoding="utf-8"?>
+<b:Sources xmlns:b="http://schemas.openxmlformats.org/officeDocument/2006/bibliography" xmlns="http://schemas.openxmlformats.org/officeDocument/2006/bibliography" SelectedStyle="\APASixthEditionOfficeOnline.xsl" StyleName="APA" Version="6"/>
+</file>
+
 <file path=customXml/itemProps1.xml><?xml version="1.0" encoding="utf-8"?>
 <ds:datastoreItem xmlns:ds="http://schemas.openxmlformats.org/officeDocument/2006/customXml" ds:itemID="{11111111-1234-1234-1234-123412341234}">
   <ds:schemaRefs>
@@ -10013,4 +10198,12 @@
     <ds:schemaRef ds:uri="http://schemas.openxmlformats.org/officeDocument/2006/relationships"/>
   </ds:schemaRefs>
 </ds:datastoreItem>
+</file>
+
+<file path=customXml/itemProps2.xml><?xml version="1.0" encoding="utf-8"?>
+<ds:datastoreItem xmlns:ds="http://schemas.openxmlformats.org/officeDocument/2006/customXml" ds:itemID="{C9BAA4E0-7358-4A02-897F-15E6378DCE11}">
+  <ds:schemaRefs>
+    <ds:schemaRef ds:uri="http://schemas.openxmlformats.org/officeDocument/2006/bibliography"/>
+  </ds:schemaRefs>
+</ds:datastoreItem>
 </file>